--- a/System_Description--Audio_Analyzer.docx
+++ b/System_Description--Audio_Analyzer.docx
@@ -307,32 +307,47 @@
         <w:rPr>
           <w:color w:val="000000"/>
         </w:rPr>
-        <w:t xml:space="preserve">Audio Analyzer will automate audio annotation by listening </w:t>
-      </w:r>
-      <w:r>
-        <w:rPr>
-          <w:color w:val="000000"/>
-        </w:rPr>
-        <w:t>to audio tracks; identifying rests, notes, chords, beats, measures, time signatures, key signatures, voicings, and/or instruments; creating visualizations; and adding annotations to those visualizations. Visualizations may include waveform graphs, frequenc</w:t>
-      </w:r>
-      <w:r>
-        <w:rPr>
-          <w:color w:val="000000"/>
-        </w:rPr>
-        <w:t>y / power / time spectrograms, and/or sheet music. Annotations may include rests, notes, chords, measure bars, time signatures, key signatures, voicing-informed note stems, and/or instruments. Audio Analyzer will take as input an audio file with aligned tr</w:t>
-      </w:r>
-      <w:r>
-        <w:rPr>
-          <w:color w:val="000000"/>
-        </w:rPr>
-        <w:t>acks or an array of audio time series. Audio Analyzer will display visualizations and annotations and allow for playing audio input and watching progress through visualizations and past annotations. Audio Analyzer will allow an end user to save a file repr</w:t>
-      </w:r>
-      <w:r>
-        <w:rPr>
-          <w:color w:val="000000"/>
-        </w:rPr>
-        <w:t>esenting audio input, visualizations, and annotations, and to open the file to return Audio Analyzer to its state before the file was saved.</w:t>
-      </w:r>
+        <w:t>Audio Analyzer will automate audio annotation by processing audio files and identifying rests and notes along with their start times relative to the beginning of their audio file</w:t>
+      </w:r>
+      <w:r>
+        <w:rPr>
+          <w:color w:val="000000"/>
+        </w:rPr>
+        <w:t>,</w:t>
+      </w:r>
+      <w:r>
+        <w:rPr>
+          <w:color w:val="000000"/>
+        </w:rPr>
+        <w:t xml:space="preserve"> and their durations. An audio file contains one audio signal.</w:t>
+      </w:r>
+      <w:r>
+        <w:rPr>
+          <w:color w:val="000000"/>
+        </w:rPr>
+        <w:t xml:space="preserve"> Audio Analyze will present to a listener / viewer an amalgamation of the audio</w:t>
+      </w:r>
+      <w:r>
+        <w:rPr>
+          <w:color w:val="000000"/>
+        </w:rPr>
+        <w:t xml:space="preserve"> signal, rests and notes, and their start times and durations.</w:t>
+      </w:r>
+    </w:p>
+    <w:p>
+      <w:pPr>
+        <w:pBdr>
+          <w:top w:val="nil"/>
+          <w:left w:val="nil"/>
+          <w:bottom w:val="nil"/>
+          <w:right w:val="nil"/>
+          <w:between w:val="nil"/>
+        </w:pBdr>
+        <w:spacing w:after="0" w:line="240" w:lineRule="auto"/>
+        <w:rPr>
+          <w:color w:val="000000"/>
+        </w:rPr>
+      </w:pPr>
     </w:p>
     <w:p>
       <w:pPr>
@@ -462,14 +477,6 @@
     </w:p>
     <w:p>
       <w:pPr>
-        <w:pBdr>
-          <w:top w:val="nil"/>
-          <w:left w:val="nil"/>
-          <w:bottom w:val="nil"/>
-          <w:right w:val="nil"/>
-          <w:between w:val="nil"/>
-        </w:pBdr>
-        <w:spacing w:after="0" w:line="240" w:lineRule="auto"/>
         <w:rPr>
           <w:b/>
           <w:color w:val="000000"/>
@@ -482,23 +489,24 @@
           <w:color w:val="000000"/>
           <w:u w:val="single"/>
         </w:rPr>
-        <w:t>Phases of Development</w:t>
-      </w:r>
-    </w:p>
-    <w:p>
-      <w:pPr>
-        <w:pBdr>
-          <w:top w:val="nil"/>
-          <w:left w:val="nil"/>
-          <w:bottom w:val="nil"/>
-          <w:right w:val="nil"/>
-          <w:between w:val="nil"/>
-        </w:pBdr>
-        <w:spacing w:after="0" w:line="240" w:lineRule="auto"/>
-        <w:rPr>
-          <w:color w:val="000000"/>
-        </w:rPr>
-      </w:pPr>
+        <w:t>Phases</w:t>
+      </w:r>
+      <w:r>
+        <w:rPr>
+          <w:b/>
+          <w:color w:val="000000"/>
+          <w:u w:val="single"/>
+        </w:rPr>
+        <w:t xml:space="preserve"> </w:t>
+      </w:r>
+      <w:r>
+        <w:rPr>
+          <w:b/>
+          <w:color w:val="000000"/>
+          <w:u w:val="single"/>
+        </w:rPr>
+        <w:t>of Development</w:t>
+      </w:r>
     </w:p>
     <w:p>
       <w:pPr>
@@ -562,13 +570,7 @@
         <w:rPr>
           <w:color w:val="000000"/>
         </w:rPr>
-        <w:t>Audio Analyzer will have its minimum viable capability of listening to a track in an audio file an</w:t>
-      </w:r>
-      <w:r>
-        <w:rPr>
-          <w:color w:val="000000"/>
-        </w:rPr>
-        <w:t>d identifying ensemble-wide rests or most-powerful pitches and their starting times.</w:t>
+        <w:t>Audio Analyzer will have its minimum viable capability of listening to a track in an audio file and identifying ensemble-wide rests or most-powerful pitches and their starting times.</w:t>
       </w:r>
     </w:p>
     <w:p>

--- a/System_Description--Audio_Analyzer.docx
+++ b/System_Description--Audio_Analyzer.docx
@@ -325,7 +325,31 @@
         <w:rPr>
           <w:color w:val="000000"/>
         </w:rPr>
-        <w:t xml:space="preserve"> Audio Analyze will present to a listener / viewer an amalgamation of the audio</w:t>
+        <w:t xml:space="preserve"> Audio Analyze</w:t>
+      </w:r>
+      <w:r>
+        <w:rPr>
+          <w:color w:val="000000"/>
+        </w:rPr>
+        <w:t>r</w:t>
+      </w:r>
+      <w:r>
+        <w:rPr>
+          <w:color w:val="000000"/>
+        </w:rPr>
+        <w:t xml:space="preserve"> will present to a listener / viewer an </w:t>
+      </w:r>
+      <w:r>
+        <w:rPr>
+          <w:color w:val="000000"/>
+        </w:rPr>
+        <w:t>annotated audio signal</w:t>
+      </w:r>
+      <w:r>
+        <w:rPr>
+          <w:color w:val="000000"/>
+        </w:rPr>
+        <w:t xml:space="preserve"> of the audio</w:t>
       </w:r>
       <w:r>
         <w:rPr>
